--- a/bank/task_05/variant_45.docx
+++ b/bank/task_05/variant_45.docx
@@ -4,44 +4,46 @@
   <w:body>
     <w:p>
       <w:pPr>
-        <w:jc w:val="both"/>
         <w:rPr>
-          <w:rFonts w:ascii="Cambria Math" w:hAnsi="Cambria Math" w:cs="Times New Roman"/>
-          <w:sz w:val="24"/>
           <w:szCs w:val="28"/>
         </w:rPr>
       </w:pPr>
       <w:r>
         <w:rPr>
-          <w:rFonts w:ascii="Cambria Math" w:hAnsi="Cambria Math" w:cs="Times New Roman"/>
           <w:bCs/>
-          <w:sz w:val="24"/>
           <w:szCs w:val="28"/>
         </w:rPr>
         <w:t xml:space="preserve">Задание 5. (90) </w:t>
       </w:r>
       <w:r>
         <w:rPr>
-          <w:rFonts w:ascii="Cambria Math" w:hAnsi="Cambria Math" w:cs="Times New Roman"/>
-          <w:sz w:val="24"/>
           <w:szCs w:val="28"/>
         </w:rPr>
-        <w:t xml:space="preserve">Из 900 новых флеш-карт в среднем 54 не пригодны для записи. Какова вероятность того, что случайно выбранная флешка карта </w:t>
+        <w:t xml:space="preserve">Из 900 новых </w:t>
+      </w:r>
+      <w:proofErr w:type="spellStart"/>
+      <w:r>
+        <w:rPr>
+          <w:szCs w:val="28"/>
+        </w:rPr>
+        <w:t>флеш</w:t>
+      </w:r>
+      <w:proofErr w:type="spellEnd"/>
+      <w:r>
+        <w:rPr>
+          <w:szCs w:val="28"/>
+        </w:rPr>
+        <w:t xml:space="preserve">-карт в среднем 54 не пригодны для записи. Какова вероятность того, что случайно выбранная флешка карта </w:t>
       </w:r>
       <w:r>
         <w:rPr>
-          <w:rFonts w:ascii="Cambria Math" w:hAnsi="Cambria Math" w:cs="Times New Roman"/>
           <w:b/>
-          <w:bCs/>
-          <w:sz w:val="24"/>
           <w:szCs w:val="28"/>
         </w:rPr>
         <w:t>пригодна</w:t>
       </w:r>
       <w:r>
         <w:rPr>
-          <w:rFonts w:ascii="Cambria Math" w:hAnsi="Cambria Math" w:cs="Times New Roman"/>
-          <w:sz w:val="24"/>
           <w:szCs w:val="28"/>
         </w:rPr>
         <w:t xml:space="preserve"> для записи?</w:t>
@@ -49,7 +51,7 @@
     </w:p>
     <w:sectPr>
       <w:pgSz w:w="11906" w:h="16838"/>
-      <w:pgMar w:top="1134" w:right="850" w:bottom="1134" w:left="1701" w:header="708" w:footer="708" w:gutter="0"/>
+      <w:pgMar w:top="850" w:right="850" w:bottom="850" w:left="850" w:header="708" w:footer="708" w:gutter="0"/>
       <w:cols w:space="708"/>
       <w:docGrid w:linePitch="360"/>
     </w:sectPr>
@@ -455,6 +457,14 @@
   <w:style w:type="paragraph" w:default="1" w:styleId="a">
     <w:name w:val="Normal"/>
     <w:qFormat/>
+    <w:pPr>
+      <w:spacing w:after="0" w:line="240" w:lineRule="auto"/>
+      <w:jc w:val="both"/>
+    </w:pPr>
+    <w:rPr>
+      <w:rFonts w:ascii="Times New Roman" w:hAnsi="Times New Roman" w:cs="Times New Roman"/>
+      <w:sz w:val="24"/>
+    </w:rPr>
   </w:style>
   <w:style w:type="character" w:default="1" w:styleId="a0">
     <w:name w:val="Default Paragraph Font"/>
